--- a/zhs/docx/006.content.docx
+++ b/zhs/docx/006.content.docx
@@ -218,90 +218,60 @@
         </w:rPr>
         <w:t>是位于</w:t>
       </w:r>
-      <w:hyperlink r:id="rId13">
-        <w:r>
-          <w:rPr>
-            <w:lang w:val="zh_CN" w:bidi="zh_CN"/>
-          </w:rPr>
-          <w:rPr>
-            <w:color w:val="0000EE"/>
-            <w:u w:val="single"/>
-          </w:rPr>
-          <w:t>加利利</w:t>
-        </w:r>
-      </w:hyperlink>
+      <w:r>
+        <w:rPr>
+          <w:lang w:val="zh_CN" w:bidi="zh_CN"/>
+        </w:rPr>
+        <w:t>加利利</w:t>
+      </w:r>
       <w:r>
         <w:rPr>
           <w:lang w:val="zh_CN" w:bidi="zh_CN"/>
         </w:rPr>
         <w:t>省的一个村庄。它可能靠近</w:t>
       </w:r>
-      <w:hyperlink r:id="rId14">
-        <w:r>
-          <w:rPr>
-            <w:lang w:val="zh_CN" w:bidi="zh_CN"/>
-          </w:rPr>
-          <w:rPr>
-            <w:color w:val="0000EE"/>
-            <w:u w:val="single"/>
-          </w:rPr>
-          <w:t>迦百农</w:t>
-        </w:r>
-      </w:hyperlink>
+      <w:r>
+        <w:rPr>
+          <w:lang w:val="zh_CN" w:bidi="zh_CN"/>
+        </w:rPr>
+        <w:t>迦百农</w:t>
+      </w:r>
       <w:r>
         <w:rPr>
           <w:lang w:val="zh_CN" w:bidi="zh_CN"/>
         </w:rPr>
         <w:t>这座城市，因为</w:t>
       </w:r>
-      <w:hyperlink r:id="rId15">
-        <w:r>
-          <w:rPr>
-            <w:lang w:val="zh_CN" w:bidi="zh_CN"/>
-          </w:rPr>
-          <w:rPr>
-            <w:color w:val="0000EE"/>
-            <w:u w:val="single"/>
-          </w:rPr>
-          <w:t>约翰</w:t>
-        </w:r>
-      </w:hyperlink>
+      <w:r>
+        <w:rPr>
+          <w:lang w:val="zh_CN" w:bidi="zh_CN"/>
+        </w:rPr>
+        <w:t>约翰</w:t>
+      </w:r>
       <w:r>
         <w:rPr>
           <w:lang w:val="zh_CN" w:bidi="zh_CN"/>
         </w:rPr>
         <w:t>告诉我们，耶稣的</w:t>
       </w:r>
-      <w:hyperlink r:id="rId16">
-        <w:r>
-          <w:rPr>
-            <w:lang w:val="zh_CN" w:bidi="zh_CN"/>
-          </w:rPr>
-          <w:rPr>
-            <w:color w:val="0000EE"/>
-            <w:u w:val="single"/>
-          </w:rPr>
-          <w:t>门徒</w:t>
-        </w:r>
-      </w:hyperlink>
+      <w:r>
+        <w:rPr>
+          <w:lang w:val="zh_CN" w:bidi="zh_CN"/>
+        </w:rPr>
+        <w:t>门徒</w:t>
+      </w:r>
       <w:r>
         <w:rPr>
           <w:lang w:val="zh_CN" w:bidi="zh_CN"/>
         </w:rPr>
         <w:t>安得烈和彼得来自伯赛大，但马可告诉我们，他们住在迦百农。 这个村庄靠近</w:t>
       </w:r>
-      <w:hyperlink r:id="rId17">
-        <w:r>
-          <w:rPr>
-            <w:lang w:val="zh_CN" w:bidi="zh_CN"/>
-          </w:rPr>
-          <w:rPr>
-            <w:color w:val="0000EE"/>
-            <w:u w:val="single"/>
-          </w:rPr>
-          <w:t>加利利海</w:t>
-        </w:r>
-      </w:hyperlink>
+      <w:r>
+        <w:rPr>
+          <w:lang w:val="zh_CN" w:bidi="zh_CN"/>
+        </w:rPr>
+        <w:t>加利利海</w:t>
+      </w:r>
       <w:r>
         <w:rPr>
           <w:lang w:val="zh_CN" w:bidi="zh_CN"/>
@@ -361,7 +331,7 @@
           <w:lang w:val="zh_CN" w:bidi="zh_CN"/>
         </w:rPr>
       </w:r>
-      <w:hyperlink r:id="rId18">
+      <w:hyperlink r:id="rId13">
         <w:r>
           <w:rPr>
             <w:lang w:val="zh_CN" w:bidi="zh_CN"/>

--- a/zhs/docx/006.content.docx
+++ b/zhs/docx/006.content.docx
@@ -277,77 +277,6 @@
           <w:lang w:val="zh_CN" w:bidi="zh_CN"/>
         </w:rPr>
         <w:t>，村子里的许多人以捕鱼为生。伯赛大这个名字甚至意味着"捕鱼的房子"。</w:t>
-      </w:r>
-      <w:r>
-        <w:rPr>
-          <w:lang w:val="zh_CN" w:bidi="zh_CN"/>
-        </w:rPr>
-      </w:r>
-      <w:r>
-        <w:rPr>
-          <w:lang w:val="zh_CN" w:bidi="zh_CN"/>
-        </w:rPr>
-      </w:r>
-    </w:p>
-    <w:p>
-      <w:pPr/>
-      <w:r>
-        <w:rPr>
-          <w:lang w:val="zh_CN" w:bidi="zh_CN"/>
-        </w:rPr>
-      </w:r>
-    </w:p>
-    <w:p>
-      <w:pPr>
-        <w:pStyle w:val="Heading2"/>
-      </w:pPr>
-      <w:r>
-        <w:rPr>
-          <w:lang w:val="zh_CN" w:bidi="zh_CN"/>
-        </w:rPr>
-        <w:t>伯赛大</w:t>
-      </w:r>
-      <w:r>
-        <w:rPr>
-          <w:lang w:val="zh_CN" w:bidi="zh_CN"/>
-        </w:rPr>
-      </w:r>
-    </w:p>
-    <w:p>
-      <w:pPr>
-        <w:pStyle w:val="Heading4"/>
-      </w:pPr>
-      <w:r>
-        <w:rPr>
-          <w:lang w:val="zh_CN" w:bidi="zh_CN"/>
-        </w:rPr>
-        <w:t>Audio Content</w:t>
-      </w:r>
-    </w:p>
-    <w:p>
-      <w:pPr/>
-      <w:r>
-        <w:rPr>
-          <w:lang w:val="zh_CN" w:bidi="zh_CN"/>
-        </w:rPr>
-      </w:r>
-      <w:hyperlink r:id="rId13">
-        <w:r>
-          <w:rPr>
-            <w:lang w:val="zh_CN" w:bidi="zh_CN"/>
-          </w:rPr>
-          <w:rPr>
-            <w:color w:val="0000EE"/>
-            <w:u w:val="single"/>
-          </w:rPr>
-          <w:t>mp3 file</w:t>
-        </w:r>
-      </w:hyperlink>
-      <w:r>
-        <w:rPr>
-          <w:lang w:val="zh_CN" w:bidi="zh_CN"/>
-        </w:rPr>
-        <w:t xml:space="preserve"> (None KB)</w:t>
       </w:r>
       <w:r>
         <w:rPr>

--- a/zhs/docx/006.content.docx
+++ b/zhs/docx/006.content.docx
@@ -218,60 +218,90 @@
         </w:rPr>
         <w:t>是位于</w:t>
       </w:r>
-      <w:r>
-        <w:rPr>
-          <w:lang w:val="zh_CN" w:bidi="zh_CN"/>
-        </w:rPr>
-        <w:t>加利利</w:t>
-      </w:r>
+      <w:hyperlink r:id="rId13">
+        <w:r>
+          <w:rPr>
+            <w:lang w:val="zh_CN" w:bidi="zh_CN"/>
+          </w:rPr>
+          <w:rPr>
+            <w:color w:val="0000EE"/>
+            <w:u w:val="single"/>
+          </w:rPr>
+          <w:t>加利利</w:t>
+        </w:r>
+      </w:hyperlink>
       <w:r>
         <w:rPr>
           <w:lang w:val="zh_CN" w:bidi="zh_CN"/>
         </w:rPr>
         <w:t>省的一个村庄。它可能靠近</w:t>
       </w:r>
-      <w:r>
-        <w:rPr>
-          <w:lang w:val="zh_CN" w:bidi="zh_CN"/>
-        </w:rPr>
-        <w:t>迦百农</w:t>
-      </w:r>
+      <w:hyperlink r:id="rId14">
+        <w:r>
+          <w:rPr>
+            <w:lang w:val="zh_CN" w:bidi="zh_CN"/>
+          </w:rPr>
+          <w:rPr>
+            <w:color w:val="0000EE"/>
+            <w:u w:val="single"/>
+          </w:rPr>
+          <w:t>迦百农</w:t>
+        </w:r>
+      </w:hyperlink>
       <w:r>
         <w:rPr>
           <w:lang w:val="zh_CN" w:bidi="zh_CN"/>
         </w:rPr>
         <w:t>这座城市，因为</w:t>
       </w:r>
-      <w:r>
-        <w:rPr>
-          <w:lang w:val="zh_CN" w:bidi="zh_CN"/>
-        </w:rPr>
-        <w:t>约翰</w:t>
-      </w:r>
+      <w:hyperlink r:id="rId15">
+        <w:r>
+          <w:rPr>
+            <w:lang w:val="zh_CN" w:bidi="zh_CN"/>
+          </w:rPr>
+          <w:rPr>
+            <w:color w:val="0000EE"/>
+            <w:u w:val="single"/>
+          </w:rPr>
+          <w:t>约翰</w:t>
+        </w:r>
+      </w:hyperlink>
       <w:r>
         <w:rPr>
           <w:lang w:val="zh_CN" w:bidi="zh_CN"/>
         </w:rPr>
         <w:t>告诉我们，耶稣的</w:t>
       </w:r>
-      <w:r>
-        <w:rPr>
-          <w:lang w:val="zh_CN" w:bidi="zh_CN"/>
-        </w:rPr>
-        <w:t>门徒</w:t>
-      </w:r>
+      <w:hyperlink r:id="rId16">
+        <w:r>
+          <w:rPr>
+            <w:lang w:val="zh_CN" w:bidi="zh_CN"/>
+          </w:rPr>
+          <w:rPr>
+            <w:color w:val="0000EE"/>
+            <w:u w:val="single"/>
+          </w:rPr>
+          <w:t>门徒</w:t>
+        </w:r>
+      </w:hyperlink>
       <w:r>
         <w:rPr>
           <w:lang w:val="zh_CN" w:bidi="zh_CN"/>
         </w:rPr>
         <w:t>安得烈和彼得来自伯赛大，但马可告诉我们，他们住在迦百农。 这个村庄靠近</w:t>
       </w:r>
-      <w:r>
-        <w:rPr>
-          <w:lang w:val="zh_CN" w:bidi="zh_CN"/>
-        </w:rPr>
-        <w:t>加利利海</w:t>
-      </w:r>
+      <w:hyperlink r:id="rId17">
+        <w:r>
+          <w:rPr>
+            <w:lang w:val="zh_CN" w:bidi="zh_CN"/>
+          </w:rPr>
+          <w:rPr>
+            <w:color w:val="0000EE"/>
+            <w:u w:val="single"/>
+          </w:rPr>
+          <w:t>加利利海</w:t>
+        </w:r>
+      </w:hyperlink>
       <w:r>
         <w:rPr>
           <w:lang w:val="zh_CN" w:bidi="zh_CN"/>
